--- a/项目管理文档/工作周报/第七周/朱绪达.docx
+++ b/项目管理文档/工作周报/第七周/朱绪达.docx
@@ -142,6 +142,13 @@
                 <w:color w:val="000000"/>
               </w:rPr>
             </w:pPr>
+            <w:r>
+              <w:rPr>
+                <w:rFonts w:ascii="宋体" w:eastAsia="宋体" w:hAnsi="宋体" w:cs="宋体" w:hint="eastAsia"/>
+                <w:color w:val="000000"/>
+              </w:rPr>
+              <w:t>朱绪达</w:t>
+            </w:r>
           </w:p>
         </w:tc>
         <w:tc>
@@ -195,6 +202,13 @@
                 <w:color w:val="000000"/>
               </w:rPr>
             </w:pPr>
+            <w:r>
+              <w:rPr>
+                <w:rFonts w:ascii="宋体" w:eastAsia="宋体" w:hAnsi="宋体" w:cs="宋体" w:hint="eastAsia"/>
+                <w:color w:val="000000"/>
+              </w:rPr>
+              <w:t>2026/4/23-2026/4/29</w:t>
+            </w:r>
           </w:p>
         </w:tc>
         <w:tc>
@@ -313,24 +327,220 @@
             <w:pPr>
               <w:textAlignment w:val="top"/>
               <w:rPr>
-                <w:rFonts w:ascii="宋体" w:eastAsia="宋体" w:hAnsi="宋体" w:cs="宋体" w:hint="eastAsia"/>
-                <w:color w:val="000000"/>
-                <w:lang w:bidi="ar"/>
-              </w:rPr>
-            </w:pPr>
-            <w:r>
-              <w:rPr>
-                <w:rFonts w:ascii="宋体" w:eastAsia="宋体" w:hAnsi="宋体" w:cs="宋体" w:hint="eastAsia"/>
-                <w:color w:val="000000"/>
-                <w:lang w:bidi="ar"/>
-              </w:rPr>
-              <w:t>完成的内容(项目达到运行状态时，请配截图）：</w:t>
+                <w:rFonts w:ascii="宋体" w:eastAsia="宋体" w:hAnsi="宋体" w:cs="宋体"/>
+                <w:color w:val="000000"/>
+                <w:lang w:bidi="ar"/>
+              </w:rPr>
+            </w:pPr>
+            <w:r>
+              <w:rPr>
+                <w:rFonts w:ascii="宋体" w:eastAsia="宋体" w:hAnsi="宋体" w:cs="宋体" w:hint="eastAsia"/>
+                <w:color w:val="000000"/>
+                <w:lang w:bidi="ar"/>
+              </w:rPr>
+              <w:t>完成的内容(项目达到运行状态时，</w:t>
+            </w:r>
+            <w:proofErr w:type="gramStart"/>
+            <w:r>
+              <w:rPr>
+                <w:rFonts w:ascii="宋体" w:eastAsia="宋体" w:hAnsi="宋体" w:cs="宋体" w:hint="eastAsia"/>
+                <w:color w:val="000000"/>
+                <w:lang w:bidi="ar"/>
+              </w:rPr>
+              <w:t>请配截</w:t>
+            </w:r>
+            <w:proofErr w:type="gramEnd"/>
+            <w:r>
+              <w:rPr>
+                <w:rFonts w:ascii="宋体" w:eastAsia="宋体" w:hAnsi="宋体" w:cs="宋体" w:hint="eastAsia"/>
+                <w:color w:val="000000"/>
+                <w:lang w:bidi="ar"/>
+              </w:rPr>
+              <w:t>图）：</w:t>
+            </w:r>
+            <w:r>
+              <w:rPr>
+                <w:rFonts w:ascii="宋体" w:eastAsia="宋体" w:hAnsi="宋体" w:cs="宋体"/>
+                <w:color w:val="000000"/>
+                <w:lang w:bidi="ar"/>
+              </w:rPr>
+              <w:br/>
+            </w:r>
+            <w:r>
+              <w:rPr>
+                <w:rFonts w:ascii="宋体" w:eastAsia="宋体" w:hAnsi="宋体" w:cs="宋体"/>
+                <w:color w:val="000000"/>
+                <w:lang w:bidi="ar"/>
+              </w:rPr>
+              <w:t xml:space="preserve">  </w:t>
+            </w:r>
+            <w:r>
+              <w:rPr>
+                <w:rFonts w:ascii="宋体" w:eastAsia="宋体" w:hAnsi="宋体" w:cs="宋体"/>
+                <w:b/>
+                <w:bCs/>
+                <w:color w:val="000000"/>
+                <w:lang w:bidi="ar"/>
+              </w:rPr>
+              <w:t>核心引擎开发：</w:t>
+            </w:r>
+            <w:r>
+              <w:rPr>
+                <w:rFonts w:ascii="宋体" w:eastAsia="宋体" w:hAnsi="宋体" w:cs="宋体"/>
+                <w:color w:val="000000"/>
+                <w:lang w:bidi="ar"/>
+              </w:rPr>
+              <w:t xml:space="preserve"> 完成了基于状态机的“提问-回答-追问”核心逻辑代码实现，成功打通了后端对话引擎与前端接口的通信链路 。 </w:t>
             </w:r>
           </w:p>
           <w:p>
             <w:pPr>
               <w:textAlignment w:val="top"/>
               <w:rPr>
+                <w:rFonts w:ascii="宋体" w:eastAsia="宋体" w:hAnsi="宋体" w:cs="宋体"/>
+                <w:color w:val="000000"/>
+                <w:lang w:bidi="ar"/>
+              </w:rPr>
+            </w:pPr>
+            <w:r>
+              <w:rPr>
+                <w:rFonts w:ascii="宋体" w:eastAsia="宋体" w:hAnsi="宋体" w:cs="宋体"/>
+                <w:color w:val="000000"/>
+                <w:lang w:bidi="ar"/>
+              </w:rPr>
+              <w:t xml:space="preserve">  </w:t>
+            </w:r>
+            <w:r>
+              <w:rPr>
+                <w:rFonts w:ascii="宋体" w:eastAsia="宋体" w:hAnsi="宋体" w:cs="宋体"/>
+                <w:b/>
+                <w:bCs/>
+                <w:color w:val="000000"/>
+                <w:lang w:bidi="ar"/>
+              </w:rPr>
+              <w:t>动态追问算法实现：</w:t>
+            </w:r>
+            <w:r>
+              <w:rPr>
+                <w:rFonts w:ascii="宋体" w:eastAsia="宋体" w:hAnsi="宋体" w:cs="宋体"/>
+                <w:color w:val="000000"/>
+                <w:lang w:bidi="ar"/>
+              </w:rPr>
+              <w:t xml:space="preserve"> 编写并测试了基于 AI 实时评分触发的追问算法 ；通过优化 Prompt 模板，使系统能够根据用户回答的质量自动生成具有针对性的深度追问。 </w:t>
+            </w:r>
+          </w:p>
+          <w:p>
+            <w:pPr>
+              <w:textAlignment w:val="top"/>
+              <w:rPr>
+                <w:rFonts w:ascii="宋体" w:eastAsia="宋体" w:hAnsi="宋体" w:cs="宋体"/>
+                <w:color w:val="000000"/>
+                <w:lang w:bidi="ar"/>
+              </w:rPr>
+            </w:pPr>
+            <w:r>
+              <w:rPr>
+                <w:rFonts w:ascii="宋体" w:eastAsia="宋体" w:hAnsi="宋体" w:cs="宋体"/>
+                <w:color w:val="000000"/>
+                <w:lang w:bidi="ar"/>
+              </w:rPr>
+              <w:t xml:space="preserve">  </w:t>
+            </w:r>
+            <w:r>
+              <w:rPr>
+                <w:rFonts w:ascii="宋体" w:eastAsia="宋体" w:hAnsi="宋体" w:cs="宋体"/>
+                <w:b/>
+                <w:bCs/>
+                <w:color w:val="000000"/>
+                <w:lang w:bidi="ar"/>
+              </w:rPr>
+              <w:t>组件通信协议定稿：</w:t>
+            </w:r>
+            <w:r>
+              <w:rPr>
+                <w:rFonts w:ascii="宋体" w:eastAsia="宋体" w:hAnsi="宋体" w:cs="宋体"/>
+                <w:color w:val="000000"/>
+                <w:lang w:bidi="ar"/>
+              </w:rPr>
+              <w:t xml:space="preserve"> 细化并完成了视频窗口与交互组件间的通信协议（WebSocket/</w:t>
+            </w:r>
+            <w:proofErr w:type="spellStart"/>
+            <w:r>
+              <w:rPr>
+                <w:rFonts w:ascii="宋体" w:eastAsia="宋体" w:hAnsi="宋体" w:cs="宋体"/>
+                <w:color w:val="000000"/>
+                <w:lang w:bidi="ar"/>
+              </w:rPr>
+              <w:t>EventBus</w:t>
+            </w:r>
+            <w:proofErr w:type="spellEnd"/>
+            <w:r>
+              <w:rPr>
+                <w:rFonts w:ascii="宋体" w:eastAsia="宋体" w:hAnsi="宋体" w:cs="宋体"/>
+                <w:color w:val="000000"/>
+                <w:lang w:bidi="ar"/>
+              </w:rPr>
+              <w:t xml:space="preserve">），解决了上周遗留的组件拼装逻辑模糊问题 。 </w:t>
+            </w:r>
+          </w:p>
+          <w:p>
+            <w:pPr>
+              <w:textAlignment w:val="top"/>
+              <w:rPr>
+                <w:rFonts w:ascii="宋体" w:eastAsia="宋体" w:hAnsi="宋体" w:cs="宋体" w:hint="eastAsia"/>
+                <w:color w:val="000000"/>
+                <w:lang w:bidi="ar"/>
+              </w:rPr>
+            </w:pPr>
+            <w:r>
+              <w:rPr>
+                <w:rFonts w:ascii="宋体" w:eastAsia="宋体" w:hAnsi="宋体" w:cs="宋体"/>
+                <w:color w:val="000000"/>
+                <w:lang w:bidi="ar"/>
+              </w:rPr>
+              <w:t xml:space="preserve">  </w:t>
+            </w:r>
+            <w:r>
+              <w:rPr>
+                <w:rFonts w:ascii="宋体" w:eastAsia="宋体" w:hAnsi="宋体" w:cs="宋体"/>
+                <w:b/>
+                <w:bCs/>
+                <w:color w:val="000000"/>
+                <w:lang w:bidi="ar"/>
+              </w:rPr>
+              <w:t>初步环境搭建：</w:t>
+            </w:r>
+            <w:r>
+              <w:rPr>
+                <w:rFonts w:ascii="宋体" w:eastAsia="宋体" w:hAnsi="宋体" w:cs="宋体"/>
+                <w:color w:val="000000"/>
+                <w:lang w:bidi="ar"/>
+              </w:rPr>
+              <w:t xml:space="preserve"> 完成了 WebRTC </w:t>
+            </w:r>
+            <w:proofErr w:type="gramStart"/>
+            <w:r>
+              <w:rPr>
+                <w:rFonts w:ascii="宋体" w:eastAsia="宋体" w:hAnsi="宋体" w:cs="宋体"/>
+                <w:color w:val="000000"/>
+                <w:lang w:bidi="ar"/>
+              </w:rPr>
+              <w:t>推流环境</w:t>
+            </w:r>
+            <w:proofErr w:type="gramEnd"/>
+            <w:r>
+              <w:rPr>
+                <w:rFonts w:ascii="宋体" w:eastAsia="宋体" w:hAnsi="宋体" w:cs="宋体"/>
+                <w:color w:val="000000"/>
+                <w:lang w:bidi="ar"/>
+              </w:rPr>
+              <w:t>的初步搭建，并针对移动端兼容性问题编写了基础的适配层框架 。</w:t>
+            </w:r>
+          </w:p>
+          <w:p>
+            <w:pPr>
+              <w:textAlignment w:val="top"/>
+              <w:rPr>
                 <w:rFonts w:ascii="宋体" w:eastAsia="宋体" w:hAnsi="宋体" w:cs="宋体" w:hint="eastAsia"/>
                 <w:color w:val="000000"/>
                 <w:lang w:bidi="ar"/>
@@ -349,11 +559,109 @@
             <w:pPr>
               <w:textAlignment w:val="top"/>
               <w:rPr>
-                <w:rFonts w:ascii="宋体" w:eastAsia="宋体" w:hAnsi="宋体" w:cs="宋体" w:hint="eastAsia"/>
-                <w:color w:val="000000"/>
-                <w:lang w:bidi="ar"/>
-              </w:rPr>
-            </w:pPr>
+                <w:rFonts w:ascii="宋体" w:eastAsia="宋体" w:hAnsi="宋体" w:cs="宋体"/>
+                <w:color w:val="000000"/>
+                <w:lang w:bidi="ar"/>
+              </w:rPr>
+            </w:pPr>
+            <w:r>
+              <w:rPr>
+                <w:rFonts w:ascii="宋体" w:eastAsia="宋体" w:hAnsi="宋体" w:cs="宋体"/>
+                <w:color w:val="000000"/>
+                <w:lang w:bidi="ar"/>
+              </w:rPr>
+              <w:t xml:space="preserve">  </w:t>
+            </w:r>
+            <w:r>
+              <w:rPr>
+                <w:rFonts w:ascii="宋体" w:eastAsia="宋体" w:hAnsi="宋体" w:cs="宋体"/>
+                <w:b/>
+                <w:bCs/>
+                <w:color w:val="000000"/>
+                <w:lang w:bidi="ar"/>
+              </w:rPr>
+              <w:t>视觉效果集成：</w:t>
+            </w:r>
+            <w:r>
+              <w:rPr>
+                <w:rFonts w:ascii="宋体" w:eastAsia="宋体" w:hAnsi="宋体" w:cs="宋体"/>
+                <w:color w:val="000000"/>
+                <w:lang w:bidi="ar"/>
+              </w:rPr>
+              <w:t xml:space="preserve"> 由于 UI 最终设计稿仍有局部调整，实时反馈组件的视觉动态效果暂以占位</w:t>
+            </w:r>
+            <w:proofErr w:type="gramStart"/>
+            <w:r>
+              <w:rPr>
+                <w:rFonts w:ascii="宋体" w:eastAsia="宋体" w:hAnsi="宋体" w:cs="宋体"/>
+                <w:color w:val="000000"/>
+                <w:lang w:bidi="ar"/>
+              </w:rPr>
+              <w:t>符形式</w:t>
+            </w:r>
+            <w:proofErr w:type="gramEnd"/>
+            <w:r>
+              <w:rPr>
+                <w:rFonts w:ascii="宋体" w:eastAsia="宋体" w:hAnsi="宋体" w:cs="宋体"/>
+                <w:color w:val="000000"/>
+                <w:lang w:bidi="ar"/>
+              </w:rPr>
+              <w:t xml:space="preserve">实现，需在下周进行最终替换 。 </w:t>
+            </w:r>
+          </w:p>
+          <w:p>
+            <w:pPr>
+              <w:textAlignment w:val="top"/>
+              <w:rPr>
+                <w:rFonts w:ascii="宋体" w:eastAsia="宋体" w:hAnsi="宋体" w:cs="宋体" w:hint="eastAsia"/>
+                <w:color w:val="000000"/>
+                <w:lang w:bidi="ar"/>
+              </w:rPr>
+            </w:pPr>
+            <w:r>
+              <w:rPr>
+                <w:rFonts w:ascii="宋体" w:eastAsia="宋体" w:hAnsi="宋体" w:cs="宋体"/>
+                <w:color w:val="000000"/>
+                <w:lang w:bidi="ar"/>
+              </w:rPr>
+              <w:t xml:space="preserve">  </w:t>
+            </w:r>
+            <w:r>
+              <w:rPr>
+                <w:rFonts w:ascii="宋体" w:eastAsia="宋体" w:hAnsi="宋体" w:cs="宋体"/>
+                <w:b/>
+                <w:bCs/>
+                <w:color w:val="000000"/>
+                <w:lang w:bidi="ar"/>
+              </w:rPr>
+              <w:t>极端边界测试：</w:t>
+            </w:r>
+            <w:r>
+              <w:rPr>
+                <w:rFonts w:ascii="宋体" w:eastAsia="宋体" w:hAnsi="宋体" w:cs="宋体"/>
+                <w:color w:val="000000"/>
+                <w:lang w:bidi="ar"/>
+              </w:rPr>
+              <w:t xml:space="preserve"> 在</w:t>
+            </w:r>
+            <w:proofErr w:type="gramStart"/>
+            <w:r>
+              <w:rPr>
+                <w:rFonts w:ascii="宋体" w:eastAsia="宋体" w:hAnsi="宋体" w:cs="宋体"/>
+                <w:color w:val="000000"/>
+                <w:lang w:bidi="ar"/>
+              </w:rPr>
+              <w:t>弱网环境</w:t>
+            </w:r>
+            <w:proofErr w:type="gramEnd"/>
+            <w:r>
+              <w:rPr>
+                <w:rFonts w:ascii="宋体" w:eastAsia="宋体" w:hAnsi="宋体" w:cs="宋体"/>
+                <w:color w:val="000000"/>
+                <w:lang w:bidi="ar"/>
+              </w:rPr>
+              <w:t>下，对话状态机的自动断线重连逻辑尚需进一步压力测试。</w:t>
+            </w:r>
           </w:p>
         </w:tc>
       </w:tr>
@@ -468,11 +776,91 @@
             <w:pPr>
               <w:textAlignment w:val="top"/>
               <w:rPr>
-                <w:rFonts w:ascii="宋体" w:eastAsia="宋体" w:hAnsi="宋体" w:cs="宋体" w:hint="eastAsia"/>
-                <w:color w:val="000000"/>
-                <w:lang w:bidi="ar"/>
-              </w:rPr>
-            </w:pPr>
+                <w:rFonts w:ascii="宋体" w:eastAsia="宋体" w:hAnsi="宋体" w:cs="宋体"/>
+                <w:color w:val="000000"/>
+                <w:lang w:bidi="ar"/>
+              </w:rPr>
+            </w:pPr>
+            <w:r>
+              <w:rPr>
+                <w:rFonts w:ascii="宋体" w:eastAsia="宋体" w:hAnsi="宋体" w:cs="宋体"/>
+                <w:color w:val="000000"/>
+                <w:lang w:bidi="ar"/>
+              </w:rPr>
+              <w:t xml:space="preserve">  </w:t>
+            </w:r>
+            <w:r>
+              <w:rPr>
+                <w:rFonts w:ascii="宋体" w:eastAsia="宋体" w:hAnsi="宋体" w:cs="宋体"/>
+                <w:b/>
+                <w:bCs/>
+                <w:color w:val="000000"/>
+                <w:lang w:bidi="ar"/>
+              </w:rPr>
+              <w:t>性能瓶颈：</w:t>
+            </w:r>
+            <w:r>
+              <w:rPr>
+                <w:rFonts w:ascii="宋体" w:eastAsia="宋体" w:hAnsi="宋体" w:cs="宋体"/>
+                <w:color w:val="000000"/>
+                <w:lang w:bidi="ar"/>
+              </w:rPr>
+              <w:t xml:space="preserve"> 在进行实时 AI 评分时，大模型的响应延迟（TTFT）在某些时段波动较大，可能影响追问的连贯性 。 </w:t>
+            </w:r>
+          </w:p>
+          <w:p>
+            <w:pPr>
+              <w:textAlignment w:val="top"/>
+              <w:rPr>
+                <w:rFonts w:ascii="宋体" w:eastAsia="宋体" w:hAnsi="宋体" w:cs="宋体" w:hint="eastAsia"/>
+                <w:color w:val="000000"/>
+                <w:lang w:bidi="ar"/>
+              </w:rPr>
+            </w:pPr>
+            <w:r>
+              <w:rPr>
+                <w:rFonts w:ascii="宋体" w:eastAsia="宋体" w:hAnsi="宋体" w:cs="宋体"/>
+                <w:color w:val="000000"/>
+                <w:lang w:bidi="ar"/>
+              </w:rPr>
+              <w:t xml:space="preserve">  </w:t>
+            </w:r>
+            <w:r>
+              <w:rPr>
+                <w:rFonts w:ascii="宋体" w:eastAsia="宋体" w:hAnsi="宋体" w:cs="宋体"/>
+                <w:b/>
+                <w:bCs/>
+                <w:color w:val="000000"/>
+                <w:lang w:bidi="ar"/>
+              </w:rPr>
+              <w:t>兼容性挑战：</w:t>
+            </w:r>
+            <w:r>
+              <w:rPr>
+                <w:rFonts w:ascii="宋体" w:eastAsia="宋体" w:hAnsi="宋体" w:cs="宋体"/>
+                <w:color w:val="000000"/>
+                <w:lang w:bidi="ar"/>
+              </w:rPr>
+              <w:t xml:space="preserve"> 移动端部分旧版本浏览器对 WebRTC 的视频渲染性能依然</w:t>
+            </w:r>
+            <w:proofErr w:type="gramStart"/>
+            <w:r>
+              <w:rPr>
+                <w:rFonts w:ascii="宋体" w:eastAsia="宋体" w:hAnsi="宋体" w:cs="宋体"/>
+                <w:color w:val="000000"/>
+                <w:lang w:bidi="ar"/>
+              </w:rPr>
+              <w:t>存在掉帧现象</w:t>
+            </w:r>
+            <w:proofErr w:type="gramEnd"/>
+            <w:r>
+              <w:rPr>
+                <w:rFonts w:ascii="宋体" w:eastAsia="宋体" w:hAnsi="宋体" w:cs="宋体"/>
+                <w:color w:val="000000"/>
+                <w:lang w:bidi="ar"/>
+              </w:rPr>
+              <w:t xml:space="preserve"> 。</w:t>
+            </w:r>
           </w:p>
         </w:tc>
       </w:tr>
@@ -569,7 +957,7 @@
             <w:pPr>
               <w:textAlignment w:val="top"/>
               <w:rPr>
-                <w:rFonts w:ascii="宋体" w:eastAsia="宋体" w:hAnsi="宋体" w:cs="宋体" w:hint="eastAsia"/>
+                <w:rFonts w:ascii="宋体" w:eastAsia="宋体" w:hAnsi="宋体" w:cs="宋体"/>
                 <w:color w:val="000000"/>
                 <w:lang w:bidi="ar"/>
               </w:rPr>
@@ -582,6 +970,78 @@
               </w:rPr>
               <w:t>改进建议：</w:t>
             </w:r>
+            <w:r>
+              <w:rPr>
+                <w:rFonts w:ascii="宋体" w:eastAsia="宋体" w:hAnsi="宋体" w:cs="宋体"/>
+                <w:color w:val="000000"/>
+                <w:lang w:bidi="ar"/>
+              </w:rPr>
+              <w:t xml:space="preserve">  </w:t>
+            </w:r>
+            <w:r>
+              <w:rPr>
+                <w:rFonts w:ascii="宋体" w:eastAsia="宋体" w:hAnsi="宋体" w:cs="宋体"/>
+                <w:b/>
+                <w:bCs/>
+                <w:color w:val="000000"/>
+                <w:lang w:bidi="ar"/>
+              </w:rPr>
+              <w:t>交互优化：</w:t>
+            </w:r>
+            <w:r>
+              <w:rPr>
+                <w:rFonts w:ascii="宋体" w:eastAsia="宋体" w:hAnsi="宋体" w:cs="宋体"/>
+                <w:color w:val="000000"/>
+                <w:lang w:bidi="ar"/>
+              </w:rPr>
+              <w:t xml:space="preserve"> 计划在下周正式引入“语气词填充”和“思考态”原型展示，以掩盖 AI 计算逻辑带来的响应间隙，提升交互自然度 。 </w:t>
+            </w:r>
+          </w:p>
+          <w:p>
+            <w:pPr>
+              <w:textAlignment w:val="top"/>
+              <w:rPr>
+                <w:rFonts w:ascii="宋体" w:eastAsia="宋体" w:hAnsi="宋体" w:cs="宋体"/>
+                <w:color w:val="000000"/>
+                <w:lang w:bidi="ar"/>
+              </w:rPr>
+            </w:pPr>
+            <w:r>
+              <w:rPr>
+                <w:rFonts w:ascii="宋体" w:eastAsia="宋体" w:hAnsi="宋体" w:cs="宋体"/>
+                <w:color w:val="000000"/>
+                <w:lang w:bidi="ar"/>
+              </w:rPr>
+              <w:t xml:space="preserve">  </w:t>
+            </w:r>
+            <w:r>
+              <w:rPr>
+                <w:rFonts w:ascii="宋体" w:eastAsia="宋体" w:hAnsi="宋体" w:cs="宋体"/>
+                <w:b/>
+                <w:bCs/>
+                <w:color w:val="000000"/>
+                <w:lang w:bidi="ar"/>
+              </w:rPr>
+              <w:t>架构调整：</w:t>
+            </w:r>
+            <w:r>
+              <w:rPr>
+                <w:rFonts w:ascii="宋体" w:eastAsia="宋体" w:hAnsi="宋体" w:cs="宋体"/>
+                <w:color w:val="000000"/>
+                <w:lang w:bidi="ar"/>
+              </w:rPr>
+              <w:t xml:space="preserve"> 建议将评分逻辑异步化处理，优先保证追问问题的生成，以降低用户的感知延迟。</w:t>
+            </w:r>
+          </w:p>
+          <w:p>
+            <w:pPr>
+              <w:textAlignment w:val="top"/>
+              <w:rPr>
+                <w:rFonts w:ascii="宋体" w:eastAsia="宋体" w:hAnsi="宋体" w:cs="宋体" w:hint="eastAsia"/>
+                <w:color w:val="000000"/>
+                <w:lang w:bidi="ar"/>
+              </w:rPr>
+            </w:pPr>
           </w:p>
         </w:tc>
       </w:tr>
@@ -800,6 +1260,168 @@
                 <w:lang w:bidi="ar"/>
               </w:rPr>
               <w:t>内容：</w:t>
+            </w:r>
+          </w:p>
+          <w:p>
+            <w:pPr>
+              <w:textAlignment w:val="top"/>
+              <w:rPr>
+                <w:rFonts w:ascii="宋体" w:eastAsia="宋体" w:hAnsi="宋体" w:cs="宋体"/>
+                <w:color w:val="000000"/>
+                <w:lang w:bidi="ar"/>
+              </w:rPr>
+            </w:pPr>
+            <w:r>
+              <w:rPr>
+                <w:rFonts w:ascii="宋体" w:eastAsia="宋体" w:hAnsi="宋体" w:cs="宋体"/>
+                <w:color w:val="000000"/>
+                <w:lang w:bidi="ar"/>
+              </w:rPr>
+              <w:t xml:space="preserve">  </w:t>
+            </w:r>
+            <w:r>
+              <w:rPr>
+                <w:rFonts w:ascii="宋体" w:eastAsia="宋体" w:hAnsi="宋体" w:cs="宋体"/>
+                <w:b/>
+                <w:bCs/>
+                <w:color w:val="000000"/>
+                <w:lang w:bidi="ar"/>
+              </w:rPr>
+              <w:t>代码评审与重构：</w:t>
+            </w:r>
+            <w:r>
+              <w:rPr>
+                <w:rFonts w:ascii="宋体" w:eastAsia="宋体" w:hAnsi="宋体" w:cs="宋体"/>
+                <w:color w:val="000000"/>
+                <w:lang w:bidi="ar"/>
+              </w:rPr>
+              <w:t xml:space="preserve"> 组织核心业务逻辑的代码 Review，重点关注状态机代码的健壮性 。 </w:t>
+            </w:r>
+          </w:p>
+          <w:p>
+            <w:pPr>
+              <w:textAlignment w:val="top"/>
+              <w:rPr>
+                <w:rFonts w:ascii="宋体" w:eastAsia="宋体" w:hAnsi="宋体" w:cs="宋体"/>
+                <w:color w:val="000000"/>
+                <w:lang w:bidi="ar"/>
+              </w:rPr>
+            </w:pPr>
+            <w:r>
+              <w:rPr>
+                <w:rFonts w:ascii="宋体" w:eastAsia="宋体" w:hAnsi="宋体" w:cs="宋体"/>
+                <w:color w:val="000000"/>
+                <w:lang w:bidi="ar"/>
+              </w:rPr>
+              <w:t xml:space="preserve">  </w:t>
+            </w:r>
+            <w:r>
+              <w:rPr>
+                <w:rFonts w:ascii="宋体" w:eastAsia="宋体" w:hAnsi="宋体" w:cs="宋体"/>
+                <w:b/>
+                <w:bCs/>
+                <w:color w:val="000000"/>
+                <w:lang w:bidi="ar"/>
+              </w:rPr>
+              <w:t>UI 联调：</w:t>
+            </w:r>
+            <w:r>
+              <w:rPr>
+                <w:rFonts w:ascii="宋体" w:eastAsia="宋体" w:hAnsi="宋体" w:cs="宋体"/>
+                <w:color w:val="000000"/>
+                <w:lang w:bidi="ar"/>
+              </w:rPr>
+              <w:t xml:space="preserve"> 配合 UI 最终稿，完成前端交互原型的打磨及实时反馈组件的视觉动效集成 。 </w:t>
+            </w:r>
+          </w:p>
+          <w:p>
+            <w:pPr>
+              <w:textAlignment w:val="top"/>
+              <w:rPr>
+                <w:rFonts w:ascii="宋体" w:eastAsia="宋体" w:hAnsi="宋体" w:cs="宋体"/>
+                <w:color w:val="000000"/>
+                <w:lang w:bidi="ar"/>
+              </w:rPr>
+            </w:pPr>
+            <w:r>
+              <w:rPr>
+                <w:rFonts w:ascii="宋体" w:eastAsia="宋体" w:hAnsi="宋体" w:cs="宋体"/>
+                <w:color w:val="000000"/>
+                <w:lang w:bidi="ar"/>
+              </w:rPr>
+              <w:t xml:space="preserve">  </w:t>
+            </w:r>
+            <w:r>
+              <w:rPr>
+                <w:rFonts w:ascii="宋体" w:eastAsia="宋体" w:hAnsi="宋体" w:cs="宋体"/>
+                <w:b/>
+                <w:bCs/>
+                <w:color w:val="000000"/>
+                <w:lang w:bidi="ar"/>
+              </w:rPr>
+              <w:t>性能专项优化：</w:t>
+            </w:r>
+            <w:r>
+              <w:rPr>
+                <w:rFonts w:ascii="宋体" w:eastAsia="宋体" w:hAnsi="宋体" w:cs="宋体"/>
+                <w:color w:val="000000"/>
+                <w:lang w:bidi="ar"/>
+              </w:rPr>
+              <w:t xml:space="preserve"> 针对 WebRTC 适配</w:t>
+            </w:r>
+            <w:proofErr w:type="gramStart"/>
+            <w:r>
+              <w:rPr>
+                <w:rFonts w:ascii="宋体" w:eastAsia="宋体" w:hAnsi="宋体" w:cs="宋体"/>
+                <w:color w:val="000000"/>
+                <w:lang w:bidi="ar"/>
+              </w:rPr>
+              <w:t>层方案</w:t>
+            </w:r>
+            <w:proofErr w:type="gramEnd"/>
+            <w:r>
+              <w:rPr>
+                <w:rFonts w:ascii="宋体" w:eastAsia="宋体" w:hAnsi="宋体" w:cs="宋体"/>
+                <w:color w:val="000000"/>
+                <w:lang w:bidi="ar"/>
+              </w:rPr>
+              <w:t xml:space="preserve">进行多端实机测试，确保跨平台统一性 。 </w:t>
+            </w:r>
+          </w:p>
+          <w:p>
+            <w:pPr>
+              <w:textAlignment w:val="top"/>
+              <w:rPr>
+                <w:rFonts w:ascii="宋体" w:eastAsia="宋体" w:hAnsi="宋体" w:cs="宋体"/>
+                <w:color w:val="000000"/>
+                <w:lang w:bidi="ar"/>
+              </w:rPr>
+            </w:pPr>
+            <w:r>
+              <w:rPr>
+                <w:rFonts w:ascii="宋体" w:eastAsia="宋体" w:hAnsi="宋体" w:cs="宋体"/>
+                <w:color w:val="000000"/>
+                <w:lang w:bidi="ar"/>
+              </w:rPr>
+              <w:t xml:space="preserve">  </w:t>
+            </w:r>
+            <w:r>
+              <w:rPr>
+                <w:rFonts w:ascii="宋体" w:eastAsia="宋体" w:hAnsi="宋体" w:cs="宋体"/>
+                <w:b/>
+                <w:bCs/>
+                <w:color w:val="000000"/>
+                <w:lang w:bidi="ar"/>
+              </w:rPr>
+              <w:t>Mock 测试：</w:t>
+            </w:r>
+            <w:r>
+              <w:rPr>
+                <w:rFonts w:ascii="宋体" w:eastAsia="宋体" w:hAnsi="宋体" w:cs="宋体"/>
+                <w:color w:val="000000"/>
+                <w:lang w:bidi="ar"/>
+              </w:rPr>
+              <w:t xml:space="preserve"> 编写针对各类面试场景的自动化测试脚本，验证追问算法的准确率。</w:t>
             </w:r>
           </w:p>
           <w:p>
@@ -2798,7 +3420,6 @@
   <w:style w:type="character" w:default="1" w:styleId="a0">
     <w:name w:val="Default Paragraph Font"/>
     <w:uiPriority w:val="1"/>
-    <w:semiHidden/>
     <w:unhideWhenUsed/>
   </w:style>
   <w:style w:type="table" w:default="1" w:styleId="a1">
